--- a/evrak/sinif/nobet-listesi.docx
+++ b/evrak/sinif/nobet-listesi.docx
@@ -250,19 +250,6 @@
     </w:tbl>
     <w:p>
       <w:pPr>
-        <w:spacing w:after="40"/>
-        <w:jc w:val="left"/>
-      </w:pPr>
-      <w:r>
-        <w:rPr>
-          <w:b w:val="0"/>
-          <w:sz w:val="18"/>
-        </w:rPr>
-        <w:t>Sınıf listesi: {OGRENCILER}</w:t>
-      </w:r>
-    </w:p>
-    <w:p>
-      <w:pPr>
         <w:spacing w:after="80"/>
         <w:jc w:val="left"/>
       </w:pPr>
@@ -416,6 +403,7 @@
               <w:rPr>
                 <w:sz w:val="20"/>
               </w:rPr>
+              <w:t>{OGRENCI1}</w:t>
             </w:r>
           </w:p>
         </w:tc>
@@ -484,6 +472,7 @@
               <w:rPr>
                 <w:sz w:val="20"/>
               </w:rPr>
+              <w:t>{OGRENCI2}</w:t>
             </w:r>
           </w:p>
         </w:tc>
@@ -552,6 +541,7 @@
               <w:rPr>
                 <w:sz w:val="20"/>
               </w:rPr>
+              <w:t>{OGRENCI3}</w:t>
             </w:r>
           </w:p>
         </w:tc>
@@ -620,6 +610,7 @@
               <w:rPr>
                 <w:sz w:val="20"/>
               </w:rPr>
+              <w:t>{OGRENCI4}</w:t>
             </w:r>
           </w:p>
         </w:tc>
@@ -688,6 +679,7 @@
               <w:rPr>
                 <w:sz w:val="20"/>
               </w:rPr>
+              <w:t>{OGRENCI5}</w:t>
             </w:r>
           </w:p>
         </w:tc>
@@ -756,6 +748,7 @@
               <w:rPr>
                 <w:sz w:val="20"/>
               </w:rPr>
+              <w:t>{OGRENCI6}</w:t>
             </w:r>
           </w:p>
         </w:tc>
@@ -824,6 +817,7 @@
               <w:rPr>
                 <w:sz w:val="20"/>
               </w:rPr>
+              <w:t>{OGRENCI7}</w:t>
             </w:r>
           </w:p>
         </w:tc>
@@ -892,6 +886,7 @@
               <w:rPr>
                 <w:sz w:val="20"/>
               </w:rPr>
+              <w:t>{OGRENCI8}</w:t>
             </w:r>
           </w:p>
         </w:tc>
@@ -960,6 +955,7 @@
               <w:rPr>
                 <w:sz w:val="20"/>
               </w:rPr>
+              <w:t>{OGRENCI9}</w:t>
             </w:r>
           </w:p>
         </w:tc>
@@ -1028,6 +1024,352 @@
               <w:rPr>
                 <w:sz w:val="20"/>
               </w:rPr>
+              <w:t>{OGRENCI10}</w:t>
+            </w:r>
+          </w:p>
+        </w:tc>
+        <w:tc>
+          <w:tcPr>
+            <w:tcW w:type="dxa" w:w="1814"/>
+          </w:tcPr>
+          <w:p>
+            <w:r/>
+            <w:r>
+              <w:rPr>
+                <w:sz w:val="20"/>
+              </w:rPr>
+            </w:r>
+          </w:p>
+        </w:tc>
+        <w:tc>
+          <w:tcPr>
+            <w:tcW w:type="dxa" w:w="3061"/>
+          </w:tcPr>
+          <w:p>
+            <w:r/>
+            <w:r>
+              <w:rPr>
+                <w:sz w:val="20"/>
+              </w:rPr>
+            </w:r>
+          </w:p>
+        </w:tc>
+        <w:tc>
+          <w:tcPr>
+            <w:tcW w:type="dxa" w:w="1474"/>
+          </w:tcPr>
+          <w:p>
+            <w:r/>
+            <w:r>
+              <w:rPr>
+                <w:sz w:val="20"/>
+              </w:rPr>
+            </w:r>
+          </w:p>
+        </w:tc>
+      </w:tr>
+      <w:tr>
+        <w:tc>
+          <w:tcPr>
+            <w:tcW w:type="dxa" w:w="794"/>
+          </w:tcPr>
+          <w:p>
+            <w:r/>
+            <w:r>
+              <w:rPr>
+                <w:sz w:val="20"/>
+              </w:rPr>
+              <w:t>11</w:t>
+            </w:r>
+          </w:p>
+        </w:tc>
+        <w:tc>
+          <w:tcPr>
+            <w:tcW w:type="dxa" w:w="2835"/>
+          </w:tcPr>
+          <w:p>
+            <w:r/>
+            <w:r>
+              <w:rPr>
+                <w:sz w:val="20"/>
+              </w:rPr>
+              <w:t>{OGRENCI11}</w:t>
+            </w:r>
+          </w:p>
+        </w:tc>
+        <w:tc>
+          <w:tcPr>
+            <w:tcW w:type="dxa" w:w="1814"/>
+          </w:tcPr>
+          <w:p>
+            <w:r/>
+            <w:r>
+              <w:rPr>
+                <w:sz w:val="20"/>
+              </w:rPr>
+            </w:r>
+          </w:p>
+        </w:tc>
+        <w:tc>
+          <w:tcPr>
+            <w:tcW w:type="dxa" w:w="3061"/>
+          </w:tcPr>
+          <w:p>
+            <w:r/>
+            <w:r>
+              <w:rPr>
+                <w:sz w:val="20"/>
+              </w:rPr>
+            </w:r>
+          </w:p>
+        </w:tc>
+        <w:tc>
+          <w:tcPr>
+            <w:tcW w:type="dxa" w:w="1474"/>
+          </w:tcPr>
+          <w:p>
+            <w:r/>
+            <w:r>
+              <w:rPr>
+                <w:sz w:val="20"/>
+              </w:rPr>
+            </w:r>
+          </w:p>
+        </w:tc>
+      </w:tr>
+      <w:tr>
+        <w:tc>
+          <w:tcPr>
+            <w:tcW w:type="dxa" w:w="794"/>
+          </w:tcPr>
+          <w:p>
+            <w:r/>
+            <w:r>
+              <w:rPr>
+                <w:sz w:val="20"/>
+              </w:rPr>
+              <w:t>12</w:t>
+            </w:r>
+          </w:p>
+        </w:tc>
+        <w:tc>
+          <w:tcPr>
+            <w:tcW w:type="dxa" w:w="2835"/>
+          </w:tcPr>
+          <w:p>
+            <w:r/>
+            <w:r>
+              <w:rPr>
+                <w:sz w:val="20"/>
+              </w:rPr>
+              <w:t>{OGRENCI12}</w:t>
+            </w:r>
+          </w:p>
+        </w:tc>
+        <w:tc>
+          <w:tcPr>
+            <w:tcW w:type="dxa" w:w="1814"/>
+          </w:tcPr>
+          <w:p>
+            <w:r/>
+            <w:r>
+              <w:rPr>
+                <w:sz w:val="20"/>
+              </w:rPr>
+            </w:r>
+          </w:p>
+        </w:tc>
+        <w:tc>
+          <w:tcPr>
+            <w:tcW w:type="dxa" w:w="3061"/>
+          </w:tcPr>
+          <w:p>
+            <w:r/>
+            <w:r>
+              <w:rPr>
+                <w:sz w:val="20"/>
+              </w:rPr>
+            </w:r>
+          </w:p>
+        </w:tc>
+        <w:tc>
+          <w:tcPr>
+            <w:tcW w:type="dxa" w:w="1474"/>
+          </w:tcPr>
+          <w:p>
+            <w:r/>
+            <w:r>
+              <w:rPr>
+                <w:sz w:val="20"/>
+              </w:rPr>
+            </w:r>
+          </w:p>
+        </w:tc>
+      </w:tr>
+      <w:tr>
+        <w:tc>
+          <w:tcPr>
+            <w:tcW w:type="dxa" w:w="794"/>
+          </w:tcPr>
+          <w:p>
+            <w:r/>
+            <w:r>
+              <w:rPr>
+                <w:sz w:val="20"/>
+              </w:rPr>
+              <w:t>13</w:t>
+            </w:r>
+          </w:p>
+        </w:tc>
+        <w:tc>
+          <w:tcPr>
+            <w:tcW w:type="dxa" w:w="2835"/>
+          </w:tcPr>
+          <w:p>
+            <w:r/>
+            <w:r>
+              <w:rPr>
+                <w:sz w:val="20"/>
+              </w:rPr>
+              <w:t>{OGRENCI13}</w:t>
+            </w:r>
+          </w:p>
+        </w:tc>
+        <w:tc>
+          <w:tcPr>
+            <w:tcW w:type="dxa" w:w="1814"/>
+          </w:tcPr>
+          <w:p>
+            <w:r/>
+            <w:r>
+              <w:rPr>
+                <w:sz w:val="20"/>
+              </w:rPr>
+            </w:r>
+          </w:p>
+        </w:tc>
+        <w:tc>
+          <w:tcPr>
+            <w:tcW w:type="dxa" w:w="3061"/>
+          </w:tcPr>
+          <w:p>
+            <w:r/>
+            <w:r>
+              <w:rPr>
+                <w:sz w:val="20"/>
+              </w:rPr>
+            </w:r>
+          </w:p>
+        </w:tc>
+        <w:tc>
+          <w:tcPr>
+            <w:tcW w:type="dxa" w:w="1474"/>
+          </w:tcPr>
+          <w:p>
+            <w:r/>
+            <w:r>
+              <w:rPr>
+                <w:sz w:val="20"/>
+              </w:rPr>
+            </w:r>
+          </w:p>
+        </w:tc>
+      </w:tr>
+      <w:tr>
+        <w:tc>
+          <w:tcPr>
+            <w:tcW w:type="dxa" w:w="794"/>
+          </w:tcPr>
+          <w:p>
+            <w:r/>
+            <w:r>
+              <w:rPr>
+                <w:sz w:val="20"/>
+              </w:rPr>
+              <w:t>14</w:t>
+            </w:r>
+          </w:p>
+        </w:tc>
+        <w:tc>
+          <w:tcPr>
+            <w:tcW w:type="dxa" w:w="2835"/>
+          </w:tcPr>
+          <w:p>
+            <w:r/>
+            <w:r>
+              <w:rPr>
+                <w:sz w:val="20"/>
+              </w:rPr>
+              <w:t>{OGRENCI14}</w:t>
+            </w:r>
+          </w:p>
+        </w:tc>
+        <w:tc>
+          <w:tcPr>
+            <w:tcW w:type="dxa" w:w="1814"/>
+          </w:tcPr>
+          <w:p>
+            <w:r/>
+            <w:r>
+              <w:rPr>
+                <w:sz w:val="20"/>
+              </w:rPr>
+            </w:r>
+          </w:p>
+        </w:tc>
+        <w:tc>
+          <w:tcPr>
+            <w:tcW w:type="dxa" w:w="3061"/>
+          </w:tcPr>
+          <w:p>
+            <w:r/>
+            <w:r>
+              <w:rPr>
+                <w:sz w:val="20"/>
+              </w:rPr>
+            </w:r>
+          </w:p>
+        </w:tc>
+        <w:tc>
+          <w:tcPr>
+            <w:tcW w:type="dxa" w:w="1474"/>
+          </w:tcPr>
+          <w:p>
+            <w:r/>
+            <w:r>
+              <w:rPr>
+                <w:sz w:val="20"/>
+              </w:rPr>
+            </w:r>
+          </w:p>
+        </w:tc>
+      </w:tr>
+      <w:tr>
+        <w:tc>
+          <w:tcPr>
+            <w:tcW w:type="dxa" w:w="794"/>
+          </w:tcPr>
+          <w:p>
+            <w:r/>
+            <w:r>
+              <w:rPr>
+                <w:sz w:val="20"/>
+              </w:rPr>
+              <w:t>15</w:t>
+            </w:r>
+          </w:p>
+        </w:tc>
+        <w:tc>
+          <w:tcPr>
+            <w:tcW w:type="dxa" w:w="2835"/>
+          </w:tcPr>
+          <w:p>
+            <w:r/>
+            <w:r>
+              <w:rPr>
+                <w:sz w:val="20"/>
+              </w:rPr>
+              <w:t>{OGRENCI15}</w:t>
             </w:r>
           </w:p>
         </w:tc>
